--- a/module-2/ContrerasCorzo-Assignment2-3.docx
+++ b/module-2/ContrerasCorzo-Assignment2-3.docx
@@ -18,7 +18,7 @@
         <w:t xml:space="preserve"> </w:t>
       </w:r>
       <w:r>
-        <w:t>4th</w:t>
+        <w:t>7</w:t>
       </w:r>
       <w:r>
         <w:t>, 2026</w:t>
@@ -29,22 +29,22 @@
         <w:t xml:space="preserve">Assignment: Module </w:t>
       </w:r>
       <w:r>
-        <w:t>2.3</w:t>
+        <w:t>3.2</w:t>
       </w:r>
       <w:r>
         <w:t xml:space="preserve"> - </w:t>
       </w:r>
       <w:r>
-        <w:t>Data Models</w:t>
+        <w:t>Normalized Tables</w:t>
       </w:r>
     </w:p>
     <w:p>
       <w:r>
         <w:drawing>
-          <wp:inline distT="0" distB="0" distL="0" distR="0" wp14:anchorId="5C5F85C2" wp14:editId="4834075D">
-            <wp:extent cx="4939553" cy="5710040"/>
-            <wp:effectExtent l="0" t="0" r="1270" b="5080"/>
-            <wp:docPr id="405702968" name="Picture 1"/>
+          <wp:inline distT="0" distB="0" distL="0" distR="0" wp14:anchorId="3CFB1056" wp14:editId="7E4E41DF">
+            <wp:extent cx="5943600" cy="2934970"/>
+            <wp:effectExtent l="0" t="0" r="0" b="0"/>
+            <wp:docPr id="270399861" name="Picture 1"/>
             <wp:cNvGraphicFramePr>
               <a:graphicFrameLocks xmlns:a="http://schemas.openxmlformats.org/drawingml/2006/main" noChangeAspect="1"/>
             </wp:cNvGraphicFramePr>
@@ -52,47 +52,7 @@
               <a:graphicData uri="http://schemas.openxmlformats.org/drawingml/2006/picture">
                 <pic:pic xmlns:pic="http://schemas.openxmlformats.org/drawingml/2006/picture">
                   <pic:nvPicPr>
-                    <pic:cNvPr id="405702968" name=""/>
-                    <pic:cNvPicPr/>
-                  </pic:nvPicPr>
-                  <pic:blipFill>
-                    <a:blip r:embed="rId4"/>
-                    <a:stretch>
-                      <a:fillRect/>
-                    </a:stretch>
-                  </pic:blipFill>
-                  <pic:spPr>
-                    <a:xfrm>
-                      <a:off x="0" y="0"/>
-                      <a:ext cx="4978009" cy="5754495"/>
-                    </a:xfrm>
-                    <a:prstGeom prst="rect">
-                      <a:avLst/>
-                    </a:prstGeom>
-                  </pic:spPr>
-                </pic:pic>
-              </a:graphicData>
-            </a:graphic>
-          </wp:inline>
-        </w:drawing>
-      </w:r>
-    </w:p>
-    <w:p>
-      <w:r>
-        <w:lastRenderedPageBreak/>
-        <w:drawing>
-          <wp:inline distT="0" distB="0" distL="0" distR="0" wp14:anchorId="333E6C75" wp14:editId="1721DDA3">
-            <wp:extent cx="5940788" cy="3316941"/>
-            <wp:effectExtent l="0" t="0" r="3175" b="0"/>
-            <wp:docPr id="960441650" name="Picture 1"/>
-            <wp:cNvGraphicFramePr>
-              <a:graphicFrameLocks xmlns:a="http://schemas.openxmlformats.org/drawingml/2006/main" noChangeAspect="1"/>
-            </wp:cNvGraphicFramePr>
-            <a:graphic xmlns:a="http://schemas.openxmlformats.org/drawingml/2006/main">
-              <a:graphicData uri="http://schemas.openxmlformats.org/drawingml/2006/picture">
-                <pic:pic xmlns:pic="http://schemas.openxmlformats.org/drawingml/2006/picture">
-                  <pic:nvPicPr>
-                    <pic:cNvPr id="960441650" name=""/>
+                    <pic:cNvPr id="270399861" name=""/>
                     <pic:cNvPicPr/>
                   </pic:nvPicPr>
                   <pic:blipFill>
@@ -104,7 +64,7 @@
                   <pic:spPr>
                     <a:xfrm>
                       <a:off x="0" y="0"/>
-                      <a:ext cx="6131387" cy="3423359"/>
+                      <a:ext cx="5943600" cy="2934970"/>
                     </a:xfrm>
                     <a:prstGeom prst="rect">
                       <a:avLst/>
@@ -117,6 +77,77 @@
         </w:drawing>
       </w:r>
     </w:p>
+    <w:p>
+      <w:r>
+        <w:t>Assumptions:</w:t>
+      </w:r>
+    </w:p>
+    <w:p>
+      <w:pPr>
+        <w:pStyle w:val="ListParagraph"/>
+        <w:numPr>
+          <w:ilvl w:val="0"/>
+          <w:numId w:val="1"/>
+        </w:numPr>
+      </w:pPr>
+      <w:r>
+        <w:t>Each book has one publisher, but a publisher can have many books</w:t>
+      </w:r>
+    </w:p>
+    <w:p>
+      <w:pPr>
+        <w:pStyle w:val="ListParagraph"/>
+        <w:numPr>
+          <w:ilvl w:val="0"/>
+          <w:numId w:val="1"/>
+        </w:numPr>
+      </w:pPr>
+      <w:r>
+        <w:t>A book can have more than one author, so a junction table (</w:t>
+      </w:r>
+      <w:proofErr w:type="spellStart"/>
+      <w:r>
+        <w:t>Book_Author</w:t>
+      </w:r>
+      <w:proofErr w:type="spellEnd"/>
+      <w:r>
+        <w:t>) was created to handle that relationship</w:t>
+      </w:r>
+    </w:p>
+    <w:p>
+      <w:pPr>
+        <w:pStyle w:val="ListParagraph"/>
+        <w:numPr>
+          <w:ilvl w:val="0"/>
+          <w:numId w:val="1"/>
+        </w:numPr>
+      </w:pPr>
+      <w:proofErr w:type="spellStart"/>
+      <w:r>
+        <w:t>author_ID</w:t>
+      </w:r>
+      <w:proofErr w:type="spellEnd"/>
+      <w:r>
+        <w:t xml:space="preserve"> was added as a generated primary key since no unique author identifier was in the original fields</w:t>
+      </w:r>
+    </w:p>
+    <w:p>
+      <w:pPr>
+        <w:pStyle w:val="ListParagraph"/>
+        <w:numPr>
+          <w:ilvl w:val="0"/>
+          <w:numId w:val="1"/>
+        </w:numPr>
+      </w:pPr>
+      <w:proofErr w:type="spellStart"/>
+      <w:r>
+        <w:t>book_isbn</w:t>
+      </w:r>
+      <w:proofErr w:type="spellEnd"/>
+      <w:r>
+        <w:t xml:space="preserve"> serves as the natural primary key for books</w:t>
+      </w:r>
+    </w:p>
     <w:sectPr>
       <w:pgSz w:w="12240" w:h="15840"/>
       <w:pgMar w:top="1440" w:right="1440" w:bottom="1440" w:left="1440" w:header="720" w:footer="720" w:gutter="0"/>
@@ -125,6 +156,126 @@
     </w:sectPr>
   </w:body>
 </w:document>
+</file>
+
+<file path=word/numbering.xml><?xml version="1.0" encoding="utf-8"?>
+<w:numbering xmlns:wpc="http://schemas.microsoft.com/office/word/2010/wordprocessingCanvas" xmlns:cx="http://schemas.microsoft.com/office/drawing/2014/chartex" xmlns:cx1="http://schemas.microsoft.com/office/drawing/2015/9/8/chartex" xmlns:cx2="http://schemas.microsoft.com/office/drawing/2015/10/21/chartex" xmlns:cx3="http://schemas.microsoft.com/office/drawing/2016/5/9/chartex" xmlns:cx4="http://schemas.microsoft.com/office/drawing/2016/5/10/chartex" xmlns:cx5="http://schemas.microsoft.com/office/drawing/2016/5/11/chartex" xmlns:cx6="http://schemas.microsoft.com/office/drawing/2016/5/12/chartex" xmlns:cx7="http://schemas.microsoft.com/office/drawing/2016/5/13/chartex" xmlns:cx8="http://schemas.microsoft.com/office/drawing/2016/5/14/chartex" xmlns:mc="http://schemas.openxmlformats.org/markup-compatibility/2006" xmlns:aink="http://schemas.microsoft.com/office/drawing/2016/ink" xmlns:am3d="http://schemas.microsoft.com/office/drawing/2017/model3d" xmlns:o="urn:schemas-microsoft-com:office:office" xmlns:oel="http://schemas.microsoft.com/office/2019/extlst" xmlns:r="http://schemas.openxmlformats.org/officeDocument/2006/relationships" xmlns:m="http://schemas.openxmlformats.org/officeDocument/2006/math" xmlns:v="urn:schemas-microsoft-com:vml" xmlns:wp14="http://schemas.microsoft.com/office/word/2010/wordprocessingDrawing" xmlns:wp="http://schemas.openxmlformats.org/drawingml/2006/wordprocessingDrawing" xmlns:w10="urn:schemas-microsoft-com:office:word" xmlns:w="http://schemas.openxmlformats.org/wordprocessingml/2006/main" xmlns:w14="http://schemas.microsoft.com/office/word/2010/wordml" xmlns:w15="http://schemas.microsoft.com/office/word/2012/wordml" xmlns:w16cex="http://schemas.microsoft.com/office/word/2018/wordml/cex" xmlns:w16cid="http://schemas.microsoft.com/office/word/2016/wordml/cid" xmlns:w16="http://schemas.microsoft.com/office/word/2018/wordml" xmlns:w16du="http://schemas.microsoft.com/office/word/2023/wordml/word16du" xmlns:w16sdtdh="http://schemas.microsoft.com/office/word/2020/wordml/sdtdatahash" xmlns:w16sdtfl="http://schemas.microsoft.com/office/word/2024/wordml/sdtformatlock" xmlns:w16se="http://schemas.microsoft.com/office/word/2015/wordml/symex" xmlns:wpg="http://schemas.microsoft.com/office/word/2010/wordprocessingGroup" xmlns:wpi="http://schemas.microsoft.com/office/word/2010/wordprocessingInk" xmlns:wne="http://schemas.microsoft.com/office/word/2006/wordml" xmlns:wps="http://schemas.microsoft.com/office/word/2010/wordprocessingShape" mc:Ignorable="w14 w15 w16se w16cid w16 w16cex w16sdtdh w16sdtfl w16du wp14">
+  <w:abstractNum w:abstractNumId="0" w15:restartNumberingAfterBreak="0">
+    <w:nsid w:val="4E8F0D91"/>
+    <w:multiLevelType w:val="hybridMultilevel"/>
+    <w:tmpl w:val="1B9A6A38"/>
+    <w:lvl w:ilvl="0" w:tplc="7A242FEE">
+      <w:numFmt w:val="bullet"/>
+      <w:lvlText w:val="-"/>
+      <w:lvlJc w:val="left"/>
+      <w:pPr>
+        <w:ind w:left="720" w:hanging="360"/>
+      </w:pPr>
+      <w:rPr>
+        <w:rFonts w:ascii="Aptos" w:eastAsiaTheme="minorHAnsi" w:hAnsi="Aptos" w:cstheme="minorBidi" w:hint="default"/>
+      </w:rPr>
+    </w:lvl>
+    <w:lvl w:ilvl="1" w:tplc="04090003" w:tentative="1">
+      <w:start w:val="1"/>
+      <w:numFmt w:val="bullet"/>
+      <w:lvlText w:val="o"/>
+      <w:lvlJc w:val="left"/>
+      <w:pPr>
+        <w:ind w:left="1440" w:hanging="360"/>
+      </w:pPr>
+      <w:rPr>
+        <w:rFonts w:ascii="Courier New" w:hAnsi="Courier New" w:cs="Courier New" w:hint="default"/>
+      </w:rPr>
+    </w:lvl>
+    <w:lvl w:ilvl="2" w:tplc="04090005" w:tentative="1">
+      <w:start w:val="1"/>
+      <w:numFmt w:val="bullet"/>
+      <w:lvlText w:val=""/>
+      <w:lvlJc w:val="left"/>
+      <w:pPr>
+        <w:ind w:left="2160" w:hanging="360"/>
+      </w:pPr>
+      <w:rPr>
+        <w:rFonts w:ascii="Wingdings" w:hAnsi="Wingdings" w:hint="default"/>
+      </w:rPr>
+    </w:lvl>
+    <w:lvl w:ilvl="3" w:tplc="04090001" w:tentative="1">
+      <w:start w:val="1"/>
+      <w:numFmt w:val="bullet"/>
+      <w:lvlText w:val=""/>
+      <w:lvlJc w:val="left"/>
+      <w:pPr>
+        <w:ind w:left="2880" w:hanging="360"/>
+      </w:pPr>
+      <w:rPr>
+        <w:rFonts w:ascii="Symbol" w:hAnsi="Symbol" w:hint="default"/>
+      </w:rPr>
+    </w:lvl>
+    <w:lvl w:ilvl="4" w:tplc="04090003" w:tentative="1">
+      <w:start w:val="1"/>
+      <w:numFmt w:val="bullet"/>
+      <w:lvlText w:val="o"/>
+      <w:lvlJc w:val="left"/>
+      <w:pPr>
+        <w:ind w:left="3600" w:hanging="360"/>
+      </w:pPr>
+      <w:rPr>
+        <w:rFonts w:ascii="Courier New" w:hAnsi="Courier New" w:cs="Courier New" w:hint="default"/>
+      </w:rPr>
+    </w:lvl>
+    <w:lvl w:ilvl="5" w:tplc="04090005" w:tentative="1">
+      <w:start w:val="1"/>
+      <w:numFmt w:val="bullet"/>
+      <w:lvlText w:val=""/>
+      <w:lvlJc w:val="left"/>
+      <w:pPr>
+        <w:ind w:left="4320" w:hanging="360"/>
+      </w:pPr>
+      <w:rPr>
+        <w:rFonts w:ascii="Wingdings" w:hAnsi="Wingdings" w:hint="default"/>
+      </w:rPr>
+    </w:lvl>
+    <w:lvl w:ilvl="6" w:tplc="04090001" w:tentative="1">
+      <w:start w:val="1"/>
+      <w:numFmt w:val="bullet"/>
+      <w:lvlText w:val=""/>
+      <w:lvlJc w:val="left"/>
+      <w:pPr>
+        <w:ind w:left="5040" w:hanging="360"/>
+      </w:pPr>
+      <w:rPr>
+        <w:rFonts w:ascii="Symbol" w:hAnsi="Symbol" w:hint="default"/>
+      </w:rPr>
+    </w:lvl>
+    <w:lvl w:ilvl="7" w:tplc="04090003" w:tentative="1">
+      <w:start w:val="1"/>
+      <w:numFmt w:val="bullet"/>
+      <w:lvlText w:val="o"/>
+      <w:lvlJc w:val="left"/>
+      <w:pPr>
+        <w:ind w:left="5760" w:hanging="360"/>
+      </w:pPr>
+      <w:rPr>
+        <w:rFonts w:ascii="Courier New" w:hAnsi="Courier New" w:cs="Courier New" w:hint="default"/>
+      </w:rPr>
+    </w:lvl>
+    <w:lvl w:ilvl="8" w:tplc="04090005" w:tentative="1">
+      <w:start w:val="1"/>
+      <w:numFmt w:val="bullet"/>
+      <w:lvlText w:val=""/>
+      <w:lvlJc w:val="left"/>
+      <w:pPr>
+        <w:ind w:left="6480" w:hanging="360"/>
+      </w:pPr>
+      <w:rPr>
+        <w:rFonts w:ascii="Wingdings" w:hAnsi="Wingdings" w:hint="default"/>
+      </w:rPr>
+    </w:lvl>
+  </w:abstractNum>
+  <w:num w:numId="1" w16cid:durableId="1621568742">
+    <w:abstractNumId w:val="0"/>
+  </w:num>
+</w:numbering>
 </file>
 
 <file path=word/styles.xml><?xml version="1.0" encoding="utf-8"?>
